--- a/Tests/OOXMLSwiftTests/Fixtures/mdocx/07-summary-component/summary-component.normalized.docx
+++ b/Tests/OOXMLSwiftTests/Fixtures/mdocx/07-summary-component/summary-component.normalized.docx
@@ -7,12 +7,18 @@
         <w:pStyle w:val="SummaryFrame"/>
       </w:pPr>
       <w:r>
-        <w:t xml:space="preserve">note text</w:t>
+        <w:t>note text</w:t>
       </w:r>
     </w:p>
-    <w:sectPr>
-      <w:pgSz w:w="12240" w:h="15840"/>
-    </w:sectPr>
+    <w:sectPr/>
   </w:body>
 </w:document>
+</file>
+
+<file path=word/styles.xml><?xml version="1.0" encoding="utf-8"?>
+<w:styles xmlns:w="http://schemas.openxmlformats.org/wordprocessingml/2006/main">
+  <w:style w:type="paragraph" w:styleId="SummaryFrame">
+    <w:name w:val="SummaryFrame"/>
+  </w:style>
+</w:styles>
 </file>